--- a/mapping.docx
+++ b/mapping.docx
@@ -75,7 +75,15 @@
           <w:sz w:val="21"/>
           <w:szCs w:val="21"/>
         </w:rPr>
-        <w:t>2.1</w:t>
+        <w:t>1</w:t>
+      </w:r>
+      <w:r>
+        <w:rPr>
+          <w:rFonts w:hint="eastAsia"/>
+          <w:sz w:val="21"/>
+          <w:szCs w:val="21"/>
+        </w:rPr>
+        <w:t>.1</w:t>
       </w:r>
       <w:r>
         <w:rPr>
@@ -100,41 +108,89 @@
           <w:sz w:val="21"/>
           <w:szCs w:val="21"/>
         </w:rPr>
-        <w:t>Section 3.2.2: analysis/2.3_distinguish ability</w:t>
-      </w:r>
-    </w:p>
-    <w:p>
-      <w:pPr>
-        <w:spacing w:after="0"/>
-        <w:rPr>
-          <w:sz w:val="21"/>
-          <w:szCs w:val="21"/>
-        </w:rPr>
-      </w:pPr>
-      <w:r>
-        <w:rPr>
-          <w:rFonts w:hint="eastAsia"/>
-          <w:sz w:val="21"/>
-          <w:szCs w:val="21"/>
-        </w:rPr>
-        <w:t>Section 3.2.3: analysis/2.4_cancer_identify_ability</w:t>
-      </w:r>
-    </w:p>
-    <w:p>
-      <w:pPr>
-        <w:spacing w:after="0"/>
-        <w:rPr>
-          <w:sz w:val="21"/>
-          <w:szCs w:val="21"/>
-        </w:rPr>
-      </w:pPr>
-      <w:r>
-        <w:rPr>
-          <w:rFonts w:hint="eastAsia"/>
-          <w:sz w:val="21"/>
-          <w:szCs w:val="21"/>
-        </w:rPr>
-        <w:t>Section 3.3.1: analysis/2.5_robustness</w:t>
+        <w:t>Section 3.</w:t>
+      </w:r>
+      <w:r>
+        <w:rPr>
+          <w:rFonts w:hint="eastAsia"/>
+          <w:sz w:val="21"/>
+          <w:szCs w:val="21"/>
+        </w:rPr>
+        <w:t>1</w:t>
+      </w:r>
+      <w:r>
+        <w:rPr>
+          <w:rFonts w:hint="eastAsia"/>
+          <w:sz w:val="21"/>
+          <w:szCs w:val="21"/>
+        </w:rPr>
+        <w:t>.2: analysis/2.3_distinguish ability</w:t>
+      </w:r>
+    </w:p>
+    <w:p>
+      <w:pPr>
+        <w:spacing w:after="0"/>
+        <w:rPr>
+          <w:sz w:val="21"/>
+          <w:szCs w:val="21"/>
+        </w:rPr>
+      </w:pPr>
+      <w:r>
+        <w:rPr>
+          <w:rFonts w:hint="eastAsia"/>
+          <w:sz w:val="21"/>
+          <w:szCs w:val="21"/>
+        </w:rPr>
+        <w:t>Section 3.</w:t>
+      </w:r>
+      <w:r>
+        <w:rPr>
+          <w:rFonts w:hint="eastAsia"/>
+          <w:sz w:val="21"/>
+          <w:szCs w:val="21"/>
+        </w:rPr>
+        <w:t>1</w:t>
+      </w:r>
+      <w:r>
+        <w:rPr>
+          <w:rFonts w:hint="eastAsia"/>
+          <w:sz w:val="21"/>
+          <w:szCs w:val="21"/>
+        </w:rPr>
+        <w:t>.3: analysis/2.4_cancer_identify_ability</w:t>
+      </w:r>
+    </w:p>
+    <w:p>
+      <w:pPr>
+        <w:spacing w:after="0"/>
+        <w:rPr>
+          <w:sz w:val="21"/>
+          <w:szCs w:val="21"/>
+        </w:rPr>
+      </w:pPr>
+      <w:r>
+        <w:rPr>
+          <w:rFonts w:hint="eastAsia"/>
+          <w:sz w:val="21"/>
+          <w:szCs w:val="21"/>
+        </w:rPr>
+        <w:t>Section 3.</w:t>
+      </w:r>
+      <w:r>
+        <w:rPr>
+          <w:rFonts w:hint="eastAsia"/>
+          <w:sz w:val="21"/>
+          <w:szCs w:val="21"/>
+        </w:rPr>
+        <w:t>2</w:t>
+      </w:r>
+      <w:r>
+        <w:rPr>
+          <w:rFonts w:hint="eastAsia"/>
+          <w:sz w:val="21"/>
+          <w:szCs w:val="21"/>
+        </w:rPr>
+        <w:t>.1: analysis/2.5_robustness</w:t>
       </w:r>
     </w:p>
     <w:p>
@@ -158,7 +214,23 @@
           <w:sz w:val="21"/>
           <w:szCs w:val="21"/>
         </w:rPr>
-        <w:t>ection 3.3.2: analysis/2.6_data_source</w:t>
+        <w:t>ection 3.</w:t>
+      </w:r>
+      <w:r>
+        <w:rPr>
+          <w:rFonts w:hint="eastAsia"/>
+          <w:sz w:val="21"/>
+          <w:szCs w:val="21"/>
+        </w:rPr>
+        <w:t>2</w:t>
+      </w:r>
+      <w:r>
+        <w:rPr>
+          <w:rFonts w:hint="eastAsia"/>
+          <w:sz w:val="21"/>
+          <w:szCs w:val="21"/>
+        </w:rPr>
+        <w:t>.2: analysis/2.6_data_source</w:t>
       </w:r>
     </w:p>
     <w:p>
@@ -182,7 +254,23 @@
           <w:sz w:val="21"/>
           <w:szCs w:val="21"/>
         </w:rPr>
-        <w:t>ection 3.3.3: analysis/2.7_time_test</w:t>
+        <w:t>ection 3.</w:t>
+      </w:r>
+      <w:r>
+        <w:rPr>
+          <w:rFonts w:hint="eastAsia"/>
+          <w:sz w:val="21"/>
+          <w:szCs w:val="21"/>
+        </w:rPr>
+        <w:t>2</w:t>
+      </w:r>
+      <w:r>
+        <w:rPr>
+          <w:rFonts w:hint="eastAsia"/>
+          <w:sz w:val="21"/>
+          <w:szCs w:val="21"/>
+        </w:rPr>
+        <w:t>.3: analysis/2.7_time_test</w:t>
       </w:r>
     </w:p>
     <w:p>
@@ -206,68 +294,62 @@
           <w:sz w:val="21"/>
           <w:szCs w:val="21"/>
         </w:rPr>
-        <w:t>ection 3.4</w:t>
-      </w:r>
-      <w:proofErr w:type="gramStart"/>
-      <w:r>
-        <w:rPr>
-          <w:rFonts w:hint="eastAsia"/>
-          <w:sz w:val="21"/>
-          <w:szCs w:val="21"/>
-        </w:rPr>
-        <w:t>:  analysis</w:t>
-      </w:r>
-      <w:proofErr w:type="gramEnd"/>
-      <w:r>
-        <w:rPr>
-          <w:rFonts w:hint="eastAsia"/>
-          <w:sz w:val="21"/>
-          <w:szCs w:val="21"/>
-        </w:rPr>
-        <w:t>/3_methods_performance_summary</w:t>
-      </w:r>
-    </w:p>
-    <w:p>
-      <w:pPr>
-        <w:spacing w:after="0"/>
-        <w:rPr>
-          <w:rFonts w:hint="eastAsia"/>
-          <w:sz w:val="21"/>
-          <w:szCs w:val="21"/>
-        </w:rPr>
-      </w:pPr>
-      <w:r>
-        <w:rPr>
-          <w:rFonts w:hint="eastAsia"/>
-          <w:sz w:val="21"/>
-          <w:szCs w:val="21"/>
-        </w:rPr>
-        <w:t>Section 3.5</w:t>
-      </w:r>
-      <w:proofErr w:type="gramStart"/>
-      <w:r>
-        <w:rPr>
-          <w:rFonts w:hint="eastAsia"/>
-          <w:sz w:val="21"/>
-          <w:szCs w:val="21"/>
-        </w:rPr>
-        <w:t>:  analysis</w:t>
-      </w:r>
-      <w:proofErr w:type="gramEnd"/>
-      <w:r>
-        <w:rPr>
-          <w:rFonts w:hint="eastAsia"/>
-          <w:sz w:val="21"/>
-          <w:szCs w:val="21"/>
-        </w:rPr>
-        <w:t>/4_case_study</w:t>
-      </w:r>
-    </w:p>
-    <w:p>
-      <w:pPr>
-        <w:spacing w:after="0"/>
-        <w:rPr>
-          <w:rFonts w:hint="eastAsia"/>
+        <w:t>ection 3.</w:t>
+      </w:r>
+      <w:r>
+        <w:rPr>
+          <w:rFonts w:hint="eastAsia"/>
+          <w:sz w:val="21"/>
+          <w:szCs w:val="21"/>
+        </w:rPr>
+        <w:t>3</w:t>
+      </w:r>
+      <w:r>
+        <w:rPr>
+          <w:rFonts w:hint="eastAsia"/>
+          <w:sz w:val="21"/>
+          <w:szCs w:val="21"/>
+        </w:rPr>
+        <w:t>:  analysis/3_methods_performance_summary</w:t>
+      </w:r>
+    </w:p>
+    <w:p>
+      <w:pPr>
+        <w:spacing w:after="0"/>
+        <w:rPr>
+          <w:sz w:val="21"/>
+          <w:szCs w:val="21"/>
+        </w:rPr>
+      </w:pPr>
+      <w:r>
+        <w:rPr>
+          <w:rFonts w:hint="eastAsia"/>
+          <w:sz w:val="21"/>
+          <w:szCs w:val="21"/>
+        </w:rPr>
+        <w:t>Section 3.</w:t>
+      </w:r>
+      <w:r>
+        <w:rPr>
+          <w:rFonts w:hint="eastAsia"/>
+          <w:sz w:val="21"/>
+          <w:szCs w:val="21"/>
+        </w:rPr>
+        <w:t>4</w:t>
+      </w:r>
+      <w:r>
+        <w:rPr>
+          <w:rFonts w:hint="eastAsia"/>
+          <w:sz w:val="21"/>
+          <w:szCs w:val="21"/>
+        </w:rPr>
+        <w:t>:  analysis/4_case_study</w:t>
+      </w:r>
+    </w:p>
+    <w:p>
+      <w:pPr>
+        <w:spacing w:after="0"/>
+        <w:rPr>
           <w:b/>
           <w:bCs/>
           <w:sz w:val="21"/>
@@ -949,10 +1031,18 @@
       </w:r>
       <w:r>
         <w:rPr>
-          <w:sz w:val="21"/>
-          <w:szCs w:val="21"/>
-        </w:rPr>
-        <w:t>TPR_heatmap.pdf</w:t>
+          <w:rFonts w:hint="eastAsia"/>
+          <w:sz w:val="21"/>
+          <w:szCs w:val="21"/>
+        </w:rPr>
+        <w:t>FigureS10</w:t>
+      </w:r>
+      <w:r>
+        <w:rPr>
+          <w:sz w:val="21"/>
+          <w:szCs w:val="21"/>
+        </w:rPr>
+        <w:t>.pdf</w:t>
       </w:r>
     </w:p>
     <w:p>
@@ -970,6 +1060,194 @@
           <w:szCs w:val="21"/>
         </w:rPr>
         <w:t>Figure S11: analysis/2.7_time_test/1_time_test.pdf</w:t>
+      </w:r>
+    </w:p>
+    <w:p>
+      <w:pPr>
+        <w:spacing w:after="0"/>
+        <w:rPr>
+          <w:sz w:val="21"/>
+          <w:szCs w:val="21"/>
+        </w:rPr>
+      </w:pPr>
+      <w:r>
+        <w:rPr>
+          <w:rFonts w:hint="eastAsia"/>
+          <w:sz w:val="21"/>
+          <w:szCs w:val="21"/>
+        </w:rPr>
+        <w:t xml:space="preserve">Figure S12: </w:t>
+      </w:r>
+      <w:r>
+        <w:rPr>
+          <w:rFonts w:hint="eastAsia"/>
+          <w:sz w:val="21"/>
+          <w:szCs w:val="21"/>
+        </w:rPr>
+        <w:t>analysis/</w:t>
+      </w:r>
+      <w:r>
+        <w:rPr>
+          <w:rFonts w:hint="eastAsia"/>
+          <w:sz w:val="21"/>
+          <w:szCs w:val="21"/>
+        </w:rPr>
+        <w:t>N</w:t>
+      </w:r>
+      <w:r>
+        <w:rPr>
+          <w:rFonts w:hint="eastAsia"/>
+          <w:sz w:val="21"/>
+          <w:szCs w:val="21"/>
+        </w:rPr>
+        <w:t>oteS4_empirical_ORA/</w:t>
+      </w:r>
+      <w:r>
+        <w:rPr>
+          <w:rFonts w:hint="eastAsia"/>
+          <w:sz w:val="21"/>
+          <w:szCs w:val="21"/>
+        </w:rPr>
+        <w:t>00_summary</w:t>
+      </w:r>
+      <w:r>
+        <w:rPr>
+          <w:rFonts w:hint="eastAsia"/>
+          <w:sz w:val="21"/>
+          <w:szCs w:val="21"/>
+        </w:rPr>
+        <w:t>.pdf</w:t>
+      </w:r>
+    </w:p>
+    <w:p>
+      <w:pPr>
+        <w:spacing w:after="0"/>
+        <w:rPr>
+          <w:sz w:val="21"/>
+          <w:szCs w:val="21"/>
+        </w:rPr>
+      </w:pPr>
+      <w:r>
+        <w:rPr>
+          <w:rFonts w:hint="eastAsia"/>
+          <w:sz w:val="21"/>
+          <w:szCs w:val="21"/>
+        </w:rPr>
+        <w:t xml:space="preserve">Figure S13: </w:t>
+      </w:r>
+      <w:r>
+        <w:rPr>
+          <w:rFonts w:hint="eastAsia"/>
+          <w:sz w:val="21"/>
+          <w:szCs w:val="21"/>
+        </w:rPr>
+        <w:t>analysis/</w:t>
+      </w:r>
+      <w:r>
+        <w:rPr>
+          <w:rFonts w:hint="eastAsia"/>
+          <w:sz w:val="21"/>
+          <w:szCs w:val="21"/>
+        </w:rPr>
+        <w:t>4_case_study/plot/</w:t>
+      </w:r>
+      <w:r>
+        <w:rPr>
+          <w:rFonts w:hint="eastAsia"/>
+          <w:sz w:val="21"/>
+          <w:szCs w:val="21"/>
+        </w:rPr>
+        <w:t>FigureS13</w:t>
+      </w:r>
+      <w:r>
+        <w:rPr>
+          <w:rFonts w:hint="eastAsia"/>
+          <w:sz w:val="21"/>
+          <w:szCs w:val="21"/>
+        </w:rPr>
+        <w:t>.pdf</w:t>
+      </w:r>
+    </w:p>
+    <w:p>
+      <w:pPr>
+        <w:spacing w:after="0"/>
+        <w:rPr>
+          <w:sz w:val="21"/>
+          <w:szCs w:val="21"/>
+        </w:rPr>
+      </w:pPr>
+      <w:r>
+        <w:rPr>
+          <w:rFonts w:hint="eastAsia"/>
+          <w:sz w:val="21"/>
+          <w:szCs w:val="21"/>
+        </w:rPr>
+        <w:t xml:space="preserve">Figure S14: </w:t>
+      </w:r>
+      <w:r>
+        <w:rPr>
+          <w:rFonts w:hint="eastAsia"/>
+          <w:sz w:val="21"/>
+          <w:szCs w:val="21"/>
+        </w:rPr>
+        <w:t>analysis/NoteS5_miRTarBase</w:t>
+      </w:r>
+      <w:r>
+        <w:rPr>
+          <w:rFonts w:hint="eastAsia"/>
+          <w:sz w:val="21"/>
+          <w:szCs w:val="21"/>
+        </w:rPr>
+        <w:t>_analysis</w:t>
+      </w:r>
+      <w:r>
+        <w:rPr>
+          <w:rFonts w:hint="eastAsia"/>
+          <w:sz w:val="21"/>
+          <w:szCs w:val="21"/>
+        </w:rPr>
+        <w:t>/FigureS14.pdf,</w:t>
+      </w:r>
+    </w:p>
+    <w:p>
+      <w:pPr>
+        <w:spacing w:after="0"/>
+        <w:rPr>
+          <w:sz w:val="21"/>
+          <w:szCs w:val="21"/>
+        </w:rPr>
+      </w:pPr>
+      <w:r>
+        <w:rPr>
+          <w:rFonts w:hint="eastAsia"/>
+          <w:sz w:val="21"/>
+          <w:szCs w:val="21"/>
+        </w:rPr>
+        <w:t xml:space="preserve">Figure S15: </w:t>
+      </w:r>
+      <w:r>
+        <w:rPr>
+          <w:rFonts w:hint="eastAsia"/>
+          <w:sz w:val="21"/>
+          <w:szCs w:val="21"/>
+        </w:rPr>
+        <w:t>analysis/4_case_study/</w:t>
+      </w:r>
+      <w:r>
+        <w:rPr>
+          <w:rFonts w:hint="eastAsia"/>
+          <w:sz w:val="21"/>
+          <w:szCs w:val="21"/>
+        </w:rPr>
+        <w:t>plot/</w:t>
+      </w:r>
+      <w:r>
+        <w:rPr>
+          <w:rFonts w:hint="eastAsia"/>
+          <w:sz w:val="21"/>
+          <w:szCs w:val="21"/>
+        </w:rPr>
+        <w:t>FigureS15.pdf</w:t>
       </w:r>
     </w:p>
     <w:p>
@@ -1046,33 +1324,24 @@
           <w:sz w:val="21"/>
           <w:szCs w:val="21"/>
         </w:rPr>
-        <w:t>Table S1: data/raw_data/pathway/[hallmark/Reactome/TP]/[hallmark/Reactome/</w:t>
-      </w:r>
-      <w:proofErr w:type="gramStart"/>
-      <w:r>
-        <w:rPr>
-          <w:rFonts w:hint="eastAsia"/>
-          <w:sz w:val="21"/>
-          <w:szCs w:val="21"/>
-        </w:rPr>
-        <w:t>TP]_gene.csv</w:t>
-      </w:r>
-      <w:proofErr w:type="gramEnd"/>
-    </w:p>
-    <w:p>
-      <w:pPr>
-        <w:spacing w:after="0"/>
-        <w:rPr>
-          <w:sz w:val="21"/>
-          <w:szCs w:val="21"/>
-        </w:rPr>
-      </w:pPr>
-      <w:r>
-        <w:rPr>
-          <w:rFonts w:hint="eastAsia"/>
-          <w:sz w:val="21"/>
-          <w:szCs w:val="21"/>
-        </w:rPr>
+        <w:t>Table S1: data/raw_data/pathway/[hallmark/Reactome/TP]/[hallmark/Reactome/TP]_gene.csv</w:t>
+      </w:r>
+    </w:p>
+    <w:p>
+      <w:pPr>
+        <w:spacing w:after="0"/>
+        <w:rPr>
+          <w:sz w:val="21"/>
+          <w:szCs w:val="21"/>
+        </w:rPr>
+      </w:pPr>
+      <w:r>
+        <w:rPr>
+          <w:rFonts w:hint="eastAsia"/>
+          <w:sz w:val="21"/>
+          <w:szCs w:val="21"/>
+        </w:rPr>
+        <w:lastRenderedPageBreak/>
         <w:t>Table S2: data/</w:t>
       </w:r>
       <w:proofErr w:type="spellStart"/>
@@ -1108,7 +1377,23 @@
           <w:sz w:val="21"/>
           <w:szCs w:val="21"/>
         </w:rPr>
-        <w:t xml:space="preserve">Table S4: </w:t>
+        <w:t>Table S</w:t>
+      </w:r>
+      <w:r>
+        <w:rPr>
+          <w:rFonts w:hint="eastAsia"/>
+          <w:sz w:val="21"/>
+          <w:szCs w:val="21"/>
+        </w:rPr>
+        <w:t>5</w:t>
+      </w:r>
+      <w:r>
+        <w:rPr>
+          <w:rFonts w:hint="eastAsia"/>
+          <w:sz w:val="21"/>
+          <w:szCs w:val="21"/>
+        </w:rPr>
+        <w:t xml:space="preserve">: </w:t>
       </w:r>
       <w:r>
         <w:rPr>
@@ -1161,7 +1446,23 @@
           <w:sz w:val="21"/>
           <w:szCs w:val="21"/>
         </w:rPr>
-        <w:t xml:space="preserve">Table S6: </w:t>
+        <w:t>Table S</w:t>
+      </w:r>
+      <w:r>
+        <w:rPr>
+          <w:rFonts w:hint="eastAsia"/>
+          <w:sz w:val="21"/>
+          <w:szCs w:val="21"/>
+        </w:rPr>
+        <w:t>7</w:t>
+      </w:r>
+      <w:r>
+        <w:rPr>
+          <w:rFonts w:hint="eastAsia"/>
+          <w:sz w:val="21"/>
+          <w:szCs w:val="21"/>
+        </w:rPr>
+        <w:t xml:space="preserve">: </w:t>
       </w:r>
       <w:r>
         <w:rPr>
@@ -1193,7 +1494,57 @@
           <w:sz w:val="21"/>
           <w:szCs w:val="21"/>
         </w:rPr>
-        <w:t>Table S7: analysis/4_case_study/data.csv</w:t>
+        <w:t>Table S</w:t>
+      </w:r>
+      <w:r>
+        <w:rPr>
+          <w:rFonts w:hint="eastAsia"/>
+          <w:sz w:val="21"/>
+          <w:szCs w:val="21"/>
+        </w:rPr>
+        <w:t>11</w:t>
+      </w:r>
+      <w:r>
+        <w:rPr>
+          <w:rFonts w:hint="eastAsia"/>
+          <w:sz w:val="21"/>
+          <w:szCs w:val="21"/>
+        </w:rPr>
+        <w:t>: analysis/4_case_study/data.csv</w:t>
+      </w:r>
+    </w:p>
+    <w:p>
+      <w:pPr>
+        <w:spacing w:after="0"/>
+        <w:rPr>
+          <w:rFonts w:hint="eastAsia"/>
+          <w:sz w:val="21"/>
+          <w:szCs w:val="21"/>
+        </w:rPr>
+      </w:pPr>
+      <w:r>
+        <w:rPr>
+          <w:rFonts w:hint="eastAsia"/>
+          <w:sz w:val="21"/>
+          <w:szCs w:val="21"/>
+        </w:rPr>
+        <w:t>Table S12: analysis/</w:t>
+      </w:r>
+      <w:r>
+        <w:rPr>
+          <w:rFonts w:hint="eastAsia"/>
+          <w:sz w:val="21"/>
+          <w:szCs w:val="21"/>
+        </w:rPr>
+        <w:t xml:space="preserve"> </w:t>
+      </w:r>
+      <w:r>
+        <w:rPr>
+          <w:rFonts w:hint="eastAsia"/>
+          <w:sz w:val="21"/>
+          <w:szCs w:val="21"/>
+        </w:rPr>
+        <w:t>NoteS5_miRTarBase_analysis/</w:t>
       </w:r>
     </w:p>
     <w:sectPr>
